--- a/media/R2428/form_template/dg/被测软件性能.docx
+++ b/media/R2428/form_template/dg/被测软件性能.docx
@@ -1,242 +1,7 @@
 
 <file path=word/document.xml><?xml version="1.0" encoding="utf-8"?>
-<w:document xmlns:wpc="http://schemas.microsoft.com/office/word/2010/wordprocessingCanvas" xmlns:cx="http://schemas.microsoft.com/office/drawing/2014/chartex" xmlns:cx1="http://schemas.microsoft.com/office/drawing/2015/9/8/chartex" xmlns:cx2="http://schemas.microsoft.com/office/drawing/2015/10/21/chartex" xmlns:cx3="http://schemas.microsoft.com/office/drawing/2016/5/9/chartex" xmlns:cx4="http://schemas.microsoft.com/office/drawing/2016/5/10/chartex" xmlns:cx5="http://schemas.microsoft.com/office/drawing/2016/5/11/chartex" xmlns:cx6="http://schemas.microsoft.com/office/drawing/2016/5/12/chartex" xmlns:cx7="http://schemas.microsoft.com/office/drawing/2016/5/13/chartex" xmlns:cx8="http://schemas.microsoft.com/office/drawing/2016/5/14/chartex" xmlns:mc="http://schemas.openxmlformats.org/markup-compatibility/2006" xmlns:aink="http://schemas.microsoft.com/office/drawing/2016/ink" xmlns:am3d="http://schemas.microsoft.com/office/drawing/2017/model3d" xmlns:o="urn:schemas-microsoft-com:office:office" xmlns:oel="http://schemas.microsoft.com/office/2019/extlst" xmlns:r="http://schemas.openxmlformats.org/officeDocument/2006/relationships" xmlns:m="http://schemas.openxmlformats.org/officeDocument/2006/math" xmlns:v="urn:schemas-microsoft-com:vml" xmlns:wp14="http://schemas.microsoft.com/office/word/2010/wordprocessingDrawing" xmlns:wp="http://schemas.openxmlformats.org/drawingml/2006/wordprocessingDrawing" xmlns:w10="urn:schemas-microsoft-com:office:word" xmlns:w="http://schemas.openxmlformats.org/wordprocessingml/2006/main" xmlns:w14="http://schemas.microsoft.com/office/word/2010/wordml" xmlns:w15="http://schemas.microsoft.com/office/word/2012/wordml" xmlns:w16cex="http://schemas.microsoft.com/office/word/2018/wordml/cex" xmlns:w16cid="http://schemas.microsoft.com/office/word/2016/wordml/cid" xmlns:w16="http://schemas.microsoft.com/office/word/2018/wordml" xmlns:w16sdtdh="http://schemas.microsoft.com/office/word/2020/wordml/sdtdatahash" xmlns:w16se="http://schemas.microsoft.com/office/word/2015/wordml/symex" xmlns:wpg="http://schemas.microsoft.com/office/word/2010/wordprocessingGroup" xmlns:wpi="http://schemas.microsoft.com/office/word/2010/wordprocessingInk" xmlns:wne="http://schemas.microsoft.com/office/word/2006/wordml" xmlns:wps="http://schemas.microsoft.com/office/word/2010/wordprocessingShape" mc:Ignorable="w14 w15 w16se w16cid w16 w16cex w16sdtdh wp14">
+<w:document xmlns:wpc="http://schemas.microsoft.com/office/word/2010/wordprocessingCanvas" xmlns:cx="http://schemas.microsoft.com/office/drawing/2014/chartex" xmlns:cx1="http://schemas.microsoft.com/office/drawing/2015/9/8/chartex" xmlns:cx2="http://schemas.microsoft.com/office/drawing/2015/10/21/chartex" xmlns:cx3="http://schemas.microsoft.com/office/drawing/2016/5/9/chartex" xmlns:cx4="http://schemas.microsoft.com/office/drawing/2016/5/10/chartex" xmlns:cx5="http://schemas.microsoft.com/office/drawing/2016/5/11/chartex" xmlns:cx6="http://schemas.microsoft.com/office/drawing/2016/5/12/chartex" xmlns:cx7="http://schemas.microsoft.com/office/drawing/2016/5/13/chartex" xmlns:cx8="http://schemas.microsoft.com/office/drawing/2016/5/14/chartex" xmlns:mc="http://schemas.openxmlformats.org/markup-compatibility/2006" xmlns:aink="http://schemas.microsoft.com/office/drawing/2016/ink" xmlns:am3d="http://schemas.microsoft.com/office/drawing/2017/model3d" xmlns:o="urn:schemas-microsoft-com:office:office" xmlns:oel="http://schemas.microsoft.com/office/2019/extlst" xmlns:r="http://schemas.openxmlformats.org/officeDocument/2006/relationships" xmlns:m="http://schemas.openxmlformats.org/officeDocument/2006/math" xmlns:v="urn:schemas-microsoft-com:vml" xmlns:wp14="http://schemas.microsoft.com/office/word/2010/wordprocessingDrawing" xmlns:wp="http://schemas.openxmlformats.org/drawingml/2006/wordprocessingDrawing" xmlns:w10="urn:schemas-microsoft-com:office:word" xmlns:w="http://schemas.openxmlformats.org/wordprocessingml/2006/main" xmlns:w14="http://schemas.microsoft.com/office/word/2010/wordml" xmlns:w15="http://schemas.microsoft.com/office/word/2012/wordml" xmlns:w16cex="http://schemas.microsoft.com/office/word/2018/wordml/cex" xmlns:w16cid="http://schemas.microsoft.com/office/word/2016/wordml/cid" xmlns:w16="http://schemas.microsoft.com/office/word/2018/wordml" xmlns:w16du="http://schemas.microsoft.com/office/word/2023/wordml/word16du" xmlns:w16sdtdh="http://schemas.microsoft.com/office/word/2020/wordml/sdtdatahash" xmlns:w16se="http://schemas.microsoft.com/office/word/2015/wordml/symex" xmlns:wpg="http://schemas.microsoft.com/office/word/2010/wordprocessingGroup" xmlns:wpi="http://schemas.microsoft.com/office/word/2010/wordprocessingInk" xmlns:wne="http://schemas.microsoft.com/office/word/2006/wordml" xmlns:wps="http://schemas.microsoft.com/office/word/2010/wordprocessingShape" mc:Ignorable="w14 w15 w16se w16cid w16 w16cex w16sdtdh w16du wp14">
   <w:body>
-    <w:p>
-      <w:r>
-        <w:rPr>
-          <w:rFonts w:hint="eastAsia"/>
-        </w:rPr>
-        <w:t>{</w:t>
-      </w:r>
-      <w:r>
-        <w:t>{%p if False %}}</w:t>
-      </w:r>
-    </w:p>
-    <w:p>
-      <w:r>
-        <w:rPr>
-          <w:rFonts w:hint="eastAsia"/>
-        </w:rPr>
-        <w:t>测评平台上尽量粘贴格式：</w:t>
-      </w:r>
-    </w:p>
-    <w:p>
-      <w:r>
-        <w:rPr>
-          <w:rFonts w:hint="eastAsia"/>
-        </w:rPr>
-        <w:t>~</w:t>
-      </w:r>
-      <w:r>
-        <w:t>~~~</w:t>
-      </w:r>
-      <w:r>
-        <w:rPr>
-          <w:rFonts w:hint="eastAsia"/>
-        </w:rPr>
-        <w:t>格式如下</w:t>
-      </w:r>
-      <w:r>
-        <w:rPr>
-          <w:rFonts w:hint="eastAsia"/>
-        </w:rPr>
-        <w:t>:</w:t>
-      </w:r>
-      <w:r>
-        <w:rPr>
-          <w:rFonts w:hint="eastAsia"/>
-        </w:rPr>
-        <w:t>每一条性能如下写</w:t>
-      </w:r>
-      <w:r>
-        <w:rPr>
-          <w:rFonts w:hint="eastAsia"/>
-        </w:rPr>
-        <w:t>~</w:t>
-      </w:r>
-      <w:r>
-        <w:t>~~~</w:t>
-      </w:r>
-    </w:p>
-    <w:p>
-      <w:r>
-        <w:rPr>
-          <w:rFonts w:hint="eastAsia"/>
-        </w:rPr>
-        <w:t>针对不小于</w:t>
-      </w:r>
-      <w:r>
-        <w:rPr>
-          <w:rFonts w:hint="eastAsia"/>
-        </w:rPr>
-        <w:t>1TB</w:t>
-      </w:r>
-      <w:r>
-        <w:rPr>
-          <w:rFonts w:hint="eastAsia"/>
-        </w:rPr>
-        <w:t>影像数据、不小于</w:t>
-      </w:r>
-      <w:r>
-        <w:rPr>
-          <w:rFonts w:hint="eastAsia"/>
-        </w:rPr>
-        <w:t>200GB</w:t>
-      </w:r>
-      <w:r>
-        <w:rPr>
-          <w:rFonts w:hint="eastAsia"/>
-        </w:rPr>
-        <w:t>三维实景地理环境模型数据进行测试：</w:t>
-      </w:r>
-    </w:p>
-    <w:p>
-      <w:r>
-        <w:rPr>
-          <w:rFonts w:hint="eastAsia"/>
-        </w:rPr>
-        <w:t>1</w:t>
-      </w:r>
-      <w:r>
-        <w:rPr>
-          <w:rFonts w:hint="eastAsia"/>
-        </w:rPr>
-        <w:t>）影像浏览显示响应时间：＜</w:t>
-      </w:r>
-      <w:r>
-        <w:rPr>
-          <w:rFonts w:hint="eastAsia"/>
-        </w:rPr>
-        <w:t>1s</w:t>
-      </w:r>
-      <w:r>
-        <w:rPr>
-          <w:rFonts w:hint="eastAsia"/>
-        </w:rPr>
-        <w:t>；</w:t>
-      </w:r>
-    </w:p>
-    <w:p>
-      <w:r>
-        <w:rPr>
-          <w:rFonts w:hint="eastAsia"/>
-        </w:rPr>
-        <w:t>2</w:t>
-      </w:r>
-      <w:r>
-        <w:rPr>
-          <w:rFonts w:hint="eastAsia"/>
-        </w:rPr>
-        <w:t>）地图浏览显示响应时间：＜</w:t>
-      </w:r>
-      <w:r>
-        <w:rPr>
-          <w:rFonts w:hint="eastAsia"/>
-        </w:rPr>
-        <w:t>3s</w:t>
-      </w:r>
-      <w:r>
-        <w:rPr>
-          <w:rFonts w:hint="eastAsia"/>
-        </w:rPr>
-        <w:t>；</w:t>
-      </w:r>
-    </w:p>
-    <w:p>
-      <w:r>
-        <w:rPr>
-          <w:rFonts w:hint="eastAsia"/>
-        </w:rPr>
-        <w:t>3</w:t>
-      </w:r>
-      <w:r>
-        <w:rPr>
-          <w:rFonts w:hint="eastAsia"/>
-        </w:rPr>
-        <w:t>）三维实景模型显示响应时间：＜</w:t>
-      </w:r>
-      <w:r>
-        <w:rPr>
-          <w:rFonts w:hint="eastAsia"/>
-        </w:rPr>
-        <w:t>5s</w:t>
-      </w:r>
-      <w:r>
-        <w:rPr>
-          <w:rFonts w:hint="eastAsia"/>
-        </w:rPr>
-        <w:t>。</w:t>
-      </w:r>
-    </w:p>
-    <w:p>
-      <w:r>
-        <w:rPr>
-          <w:rFonts w:hint="eastAsia"/>
-        </w:rPr>
-        <w:t>~</w:t>
-      </w:r>
-      <w:r>
-        <w:t>~~~</w:t>
-      </w:r>
-      <w:r>
-        <w:rPr>
-          <w:rFonts w:hint="eastAsia"/>
-        </w:rPr>
-        <w:t>end</w:t>
-      </w:r>
-      <w:r>
-        <w:rPr>
-          <w:rFonts w:hint="eastAsia"/>
-        </w:rPr>
-        <w:t>格式</w:t>
-      </w:r>
-      <w:r>
-        <w:rPr>
-          <w:rFonts w:hint="eastAsia"/>
-        </w:rPr>
-        <w:t>~</w:t>
-      </w:r>
-      <w:r>
-        <w:t>~~~</w:t>
-      </w:r>
-    </w:p>
-    <w:p>
-      <w:r>
-        <w:rPr>
-          <w:rFonts w:hint="eastAsia"/>
-        </w:rPr>
-        <w:t>参数列表：</w:t>
-      </w:r>
-    </w:p>
-    <w:p>
-      <w:r>
-        <w:rPr>
-          <w:rFonts w:hint="eastAsia"/>
-        </w:rPr>
-        <w:t>performance</w:t>
-      </w:r>
-      <w:r>
-        <w:t xml:space="preserve">_list – </w:t>
-      </w:r>
-      <w:r>
-        <w:rPr>
-          <w:rFonts w:hint="eastAsia"/>
-        </w:rPr>
-        <w:t>包含换行符的性能列表</w:t>
-      </w:r>
-    </w:p>
-    <w:p>
-      <w:r>
-        <w:rPr>
-          <w:rFonts w:hint="eastAsia"/>
-        </w:rPr>
-        <w:t>{</w:t>
-      </w:r>
-      <w:r>
-        <w:t>{%p endif %}}</w:t>
-      </w:r>
-    </w:p>
     <w:p>
       <w:pPr>
         <w:widowControl/>
@@ -348,7 +113,6 @@
         <w:jc w:val="left"/>
         <w:textAlignment w:val="baseline"/>
         <w:rPr>
-          <w:rFonts w:hint="eastAsia"/>
           <w:sz w:val="24"/>
           <w:szCs w:val="24"/>
         </w:rPr>
@@ -368,7 +132,7 @@
 </file>
 
 <file path=word/endnotes.xml><?xml version="1.0" encoding="utf-8"?>
-<w:endnotes xmlns:wpc="http://schemas.microsoft.com/office/word/2010/wordprocessingCanvas" xmlns:cx="http://schemas.microsoft.com/office/drawing/2014/chartex" xmlns:cx1="http://schemas.microsoft.com/office/drawing/2015/9/8/chartex" xmlns:cx2="http://schemas.microsoft.com/office/drawing/2015/10/21/chartex" xmlns:cx3="http://schemas.microsoft.com/office/drawing/2016/5/9/chartex" xmlns:cx4="http://schemas.microsoft.com/office/drawing/2016/5/10/chartex" xmlns:cx5="http://schemas.microsoft.com/office/drawing/2016/5/11/chartex" xmlns:cx6="http://schemas.microsoft.com/office/drawing/2016/5/12/chartex" xmlns:cx7="http://schemas.microsoft.com/office/drawing/2016/5/13/chartex" xmlns:cx8="http://schemas.microsoft.com/office/drawing/2016/5/14/chartex" xmlns:mc="http://schemas.openxmlformats.org/markup-compatibility/2006" xmlns:aink="http://schemas.microsoft.com/office/drawing/2016/ink" xmlns:am3d="http://schemas.microsoft.com/office/drawing/2017/model3d" xmlns:o="urn:schemas-microsoft-com:office:office" xmlns:oel="http://schemas.microsoft.com/office/2019/extlst" xmlns:r="http://schemas.openxmlformats.org/officeDocument/2006/relationships" xmlns:m="http://schemas.openxmlformats.org/officeDocument/2006/math" xmlns:v="urn:schemas-microsoft-com:vml" xmlns:wp14="http://schemas.microsoft.com/office/word/2010/wordprocessingDrawing" xmlns:wp="http://schemas.openxmlformats.org/drawingml/2006/wordprocessingDrawing" xmlns:w10="urn:schemas-microsoft-com:office:word" xmlns:w="http://schemas.openxmlformats.org/wordprocessingml/2006/main" xmlns:w14="http://schemas.microsoft.com/office/word/2010/wordml" xmlns:w15="http://schemas.microsoft.com/office/word/2012/wordml" xmlns:w16cex="http://schemas.microsoft.com/office/word/2018/wordml/cex" xmlns:w16cid="http://schemas.microsoft.com/office/word/2016/wordml/cid" xmlns:w16="http://schemas.microsoft.com/office/word/2018/wordml" xmlns:w16sdtdh="http://schemas.microsoft.com/office/word/2020/wordml/sdtdatahash" xmlns:w16se="http://schemas.microsoft.com/office/word/2015/wordml/symex" xmlns:wpg="http://schemas.microsoft.com/office/word/2010/wordprocessingGroup" xmlns:wpi="http://schemas.microsoft.com/office/word/2010/wordprocessingInk" xmlns:wne="http://schemas.microsoft.com/office/word/2006/wordml" xmlns:wps="http://schemas.microsoft.com/office/word/2010/wordprocessingShape" mc:Ignorable="w14 w15 w16se w16cid w16 w16cex w16sdtdh wp14">
+<w:endnotes xmlns:wpc="http://schemas.microsoft.com/office/word/2010/wordprocessingCanvas" xmlns:cx="http://schemas.microsoft.com/office/drawing/2014/chartex" xmlns:cx1="http://schemas.microsoft.com/office/drawing/2015/9/8/chartex" xmlns:cx2="http://schemas.microsoft.com/office/drawing/2015/10/21/chartex" xmlns:cx3="http://schemas.microsoft.com/office/drawing/2016/5/9/chartex" xmlns:cx4="http://schemas.microsoft.com/office/drawing/2016/5/10/chartex" xmlns:cx5="http://schemas.microsoft.com/office/drawing/2016/5/11/chartex" xmlns:cx6="http://schemas.microsoft.com/office/drawing/2016/5/12/chartex" xmlns:cx7="http://schemas.microsoft.com/office/drawing/2016/5/13/chartex" xmlns:cx8="http://schemas.microsoft.com/office/drawing/2016/5/14/chartex" xmlns:mc="http://schemas.openxmlformats.org/markup-compatibility/2006" xmlns:aink="http://schemas.microsoft.com/office/drawing/2016/ink" xmlns:am3d="http://schemas.microsoft.com/office/drawing/2017/model3d" xmlns:o="urn:schemas-microsoft-com:office:office" xmlns:oel="http://schemas.microsoft.com/office/2019/extlst" xmlns:r="http://schemas.openxmlformats.org/officeDocument/2006/relationships" xmlns:m="http://schemas.openxmlformats.org/officeDocument/2006/math" xmlns:v="urn:schemas-microsoft-com:vml" xmlns:wp14="http://schemas.microsoft.com/office/word/2010/wordprocessingDrawing" xmlns:wp="http://schemas.openxmlformats.org/drawingml/2006/wordprocessingDrawing" xmlns:w10="urn:schemas-microsoft-com:office:word" xmlns:w="http://schemas.openxmlformats.org/wordprocessingml/2006/main" xmlns:w14="http://schemas.microsoft.com/office/word/2010/wordml" xmlns:w15="http://schemas.microsoft.com/office/word/2012/wordml" xmlns:w16cex="http://schemas.microsoft.com/office/word/2018/wordml/cex" xmlns:w16cid="http://schemas.microsoft.com/office/word/2016/wordml/cid" xmlns:w16="http://schemas.microsoft.com/office/word/2018/wordml" xmlns:w16du="http://schemas.microsoft.com/office/word/2023/wordml/word16du" xmlns:w16sdtdh="http://schemas.microsoft.com/office/word/2020/wordml/sdtdatahash" xmlns:w16se="http://schemas.microsoft.com/office/word/2015/wordml/symex" xmlns:wpg="http://schemas.microsoft.com/office/word/2010/wordprocessingGroup" xmlns:wpi="http://schemas.microsoft.com/office/word/2010/wordprocessingInk" xmlns:wne="http://schemas.microsoft.com/office/word/2006/wordml" xmlns:wps="http://schemas.microsoft.com/office/word/2010/wordprocessingShape" mc:Ignorable="w14 w15 w16se w16cid w16 w16cex w16sdtdh w16du wp14">
   <w:endnote w:type="separator" w:id="-1">
     <w:p>
       <w:r>
@@ -387,7 +151,7 @@
 </file>
 
 <file path=word/footer1.xml><?xml version="1.0" encoding="utf-8"?>
-<w:ftr xmlns:wpc="http://schemas.microsoft.com/office/word/2010/wordprocessingCanvas" xmlns:cx="http://schemas.microsoft.com/office/drawing/2014/chartex" xmlns:cx1="http://schemas.microsoft.com/office/drawing/2015/9/8/chartex" xmlns:cx2="http://schemas.microsoft.com/office/drawing/2015/10/21/chartex" xmlns:cx3="http://schemas.microsoft.com/office/drawing/2016/5/9/chartex" xmlns:cx4="http://schemas.microsoft.com/office/drawing/2016/5/10/chartex" xmlns:cx5="http://schemas.microsoft.com/office/drawing/2016/5/11/chartex" xmlns:cx6="http://schemas.microsoft.com/office/drawing/2016/5/12/chartex" xmlns:cx7="http://schemas.microsoft.com/office/drawing/2016/5/13/chartex" xmlns:cx8="http://schemas.microsoft.com/office/drawing/2016/5/14/chartex" xmlns:mc="http://schemas.openxmlformats.org/markup-compatibility/2006" xmlns:aink="http://schemas.microsoft.com/office/drawing/2016/ink" xmlns:am3d="http://schemas.microsoft.com/office/drawing/2017/model3d" xmlns:o="urn:schemas-microsoft-com:office:office" xmlns:oel="http://schemas.microsoft.com/office/2019/extlst" xmlns:r="http://schemas.openxmlformats.org/officeDocument/2006/relationships" xmlns:m="http://schemas.openxmlformats.org/officeDocument/2006/math" xmlns:v="urn:schemas-microsoft-com:vml" xmlns:wp14="http://schemas.microsoft.com/office/word/2010/wordprocessingDrawing" xmlns:wp="http://schemas.openxmlformats.org/drawingml/2006/wordprocessingDrawing" xmlns:w10="urn:schemas-microsoft-com:office:word" xmlns:w="http://schemas.openxmlformats.org/wordprocessingml/2006/main" xmlns:w14="http://schemas.microsoft.com/office/word/2010/wordml" xmlns:w15="http://schemas.microsoft.com/office/word/2012/wordml" xmlns:w16cex="http://schemas.microsoft.com/office/word/2018/wordml/cex" xmlns:w16cid="http://schemas.microsoft.com/office/word/2016/wordml/cid" xmlns:w16="http://schemas.microsoft.com/office/word/2018/wordml" xmlns:w16sdtdh="http://schemas.microsoft.com/office/word/2020/wordml/sdtdatahash" xmlns:w16se="http://schemas.microsoft.com/office/word/2015/wordml/symex" xmlns:wpg="http://schemas.microsoft.com/office/word/2010/wordprocessingGroup" xmlns:wpi="http://schemas.microsoft.com/office/word/2010/wordprocessingInk" xmlns:wne="http://schemas.microsoft.com/office/word/2006/wordml" xmlns:wps="http://schemas.microsoft.com/office/word/2010/wordprocessingShape" mc:Ignorable="w14 w15 w16se w16cid w16 w16cex w16sdtdh wp14">
+<w:ftr xmlns:wpc="http://schemas.microsoft.com/office/word/2010/wordprocessingCanvas" xmlns:cx="http://schemas.microsoft.com/office/drawing/2014/chartex" xmlns:cx1="http://schemas.microsoft.com/office/drawing/2015/9/8/chartex" xmlns:cx2="http://schemas.microsoft.com/office/drawing/2015/10/21/chartex" xmlns:cx3="http://schemas.microsoft.com/office/drawing/2016/5/9/chartex" xmlns:cx4="http://schemas.microsoft.com/office/drawing/2016/5/10/chartex" xmlns:cx5="http://schemas.microsoft.com/office/drawing/2016/5/11/chartex" xmlns:cx6="http://schemas.microsoft.com/office/drawing/2016/5/12/chartex" xmlns:cx7="http://schemas.microsoft.com/office/drawing/2016/5/13/chartex" xmlns:cx8="http://schemas.microsoft.com/office/drawing/2016/5/14/chartex" xmlns:mc="http://schemas.openxmlformats.org/markup-compatibility/2006" xmlns:aink="http://schemas.microsoft.com/office/drawing/2016/ink" xmlns:am3d="http://schemas.microsoft.com/office/drawing/2017/model3d" xmlns:o="urn:schemas-microsoft-com:office:office" xmlns:oel="http://schemas.microsoft.com/office/2019/extlst" xmlns:r="http://schemas.openxmlformats.org/officeDocument/2006/relationships" xmlns:m="http://schemas.openxmlformats.org/officeDocument/2006/math" xmlns:v="urn:schemas-microsoft-com:vml" xmlns:wp14="http://schemas.microsoft.com/office/word/2010/wordprocessingDrawing" xmlns:wp="http://schemas.openxmlformats.org/drawingml/2006/wordprocessingDrawing" xmlns:w10="urn:schemas-microsoft-com:office:word" xmlns:w="http://schemas.openxmlformats.org/wordprocessingml/2006/main" xmlns:w14="http://schemas.microsoft.com/office/word/2010/wordml" xmlns:w15="http://schemas.microsoft.com/office/word/2012/wordml" xmlns:w16cex="http://schemas.microsoft.com/office/word/2018/wordml/cex" xmlns:w16cid="http://schemas.microsoft.com/office/word/2016/wordml/cid" xmlns:w16="http://schemas.microsoft.com/office/word/2018/wordml" xmlns:w16du="http://schemas.microsoft.com/office/word/2023/wordml/word16du" xmlns:w16sdtdh="http://schemas.microsoft.com/office/word/2020/wordml/sdtdatahash" xmlns:w16se="http://schemas.microsoft.com/office/word/2015/wordml/symex" xmlns:wpg="http://schemas.microsoft.com/office/word/2010/wordprocessingGroup" xmlns:wpi="http://schemas.microsoft.com/office/word/2010/wordprocessingInk" xmlns:wne="http://schemas.microsoft.com/office/word/2006/wordml" xmlns:wps="http://schemas.microsoft.com/office/word/2010/wordprocessingShape" mc:Ignorable="w14 w15 w16se w16cid w16 w16cex w16sdtdh w16du wp14">
   <w:p>
     <w:pPr>
       <w:ind w:firstLine="360"/>
@@ -397,7 +161,7 @@
 </file>
 
 <file path=word/footnotes.xml><?xml version="1.0" encoding="utf-8"?>
-<w:footnotes xmlns:wpc="http://schemas.microsoft.com/office/word/2010/wordprocessingCanvas" xmlns:cx="http://schemas.microsoft.com/office/drawing/2014/chartex" xmlns:cx1="http://schemas.microsoft.com/office/drawing/2015/9/8/chartex" xmlns:cx2="http://schemas.microsoft.com/office/drawing/2015/10/21/chartex" xmlns:cx3="http://schemas.microsoft.com/office/drawing/2016/5/9/chartex" xmlns:cx4="http://schemas.microsoft.com/office/drawing/2016/5/10/chartex" xmlns:cx5="http://schemas.microsoft.com/office/drawing/2016/5/11/chartex" xmlns:cx6="http://schemas.microsoft.com/office/drawing/2016/5/12/chartex" xmlns:cx7="http://schemas.microsoft.com/office/drawing/2016/5/13/chartex" xmlns:cx8="http://schemas.microsoft.com/office/drawing/2016/5/14/chartex" xmlns:mc="http://schemas.openxmlformats.org/markup-compatibility/2006" xmlns:aink="http://schemas.microsoft.com/office/drawing/2016/ink" xmlns:am3d="http://schemas.microsoft.com/office/drawing/2017/model3d" xmlns:o="urn:schemas-microsoft-com:office:office" xmlns:oel="http://schemas.microsoft.com/office/2019/extlst" xmlns:r="http://schemas.openxmlformats.org/officeDocument/2006/relationships" xmlns:m="http://schemas.openxmlformats.org/officeDocument/2006/math" xmlns:v="urn:schemas-microsoft-com:vml" xmlns:wp14="http://schemas.microsoft.com/office/word/2010/wordprocessingDrawing" xmlns:wp="http://schemas.openxmlformats.org/drawingml/2006/wordprocessingDrawing" xmlns:w10="urn:schemas-microsoft-com:office:word" xmlns:w="http://schemas.openxmlformats.org/wordprocessingml/2006/main" xmlns:w14="http://schemas.microsoft.com/office/word/2010/wordml" xmlns:w15="http://schemas.microsoft.com/office/word/2012/wordml" xmlns:w16cex="http://schemas.microsoft.com/office/word/2018/wordml/cex" xmlns:w16cid="http://schemas.microsoft.com/office/word/2016/wordml/cid" xmlns:w16="http://schemas.microsoft.com/office/word/2018/wordml" xmlns:w16sdtdh="http://schemas.microsoft.com/office/word/2020/wordml/sdtdatahash" xmlns:w16se="http://schemas.microsoft.com/office/word/2015/wordml/symex" xmlns:wpg="http://schemas.microsoft.com/office/word/2010/wordprocessingGroup" xmlns:wpi="http://schemas.microsoft.com/office/word/2010/wordprocessingInk" xmlns:wne="http://schemas.microsoft.com/office/word/2006/wordml" xmlns:wps="http://schemas.microsoft.com/office/word/2010/wordprocessingShape" mc:Ignorable="w14 w15 w16se w16cid w16 w16cex w16sdtdh wp14">
+<w:footnotes xmlns:wpc="http://schemas.microsoft.com/office/word/2010/wordprocessingCanvas" xmlns:cx="http://schemas.microsoft.com/office/drawing/2014/chartex" xmlns:cx1="http://schemas.microsoft.com/office/drawing/2015/9/8/chartex" xmlns:cx2="http://schemas.microsoft.com/office/drawing/2015/10/21/chartex" xmlns:cx3="http://schemas.microsoft.com/office/drawing/2016/5/9/chartex" xmlns:cx4="http://schemas.microsoft.com/office/drawing/2016/5/10/chartex" xmlns:cx5="http://schemas.microsoft.com/office/drawing/2016/5/11/chartex" xmlns:cx6="http://schemas.microsoft.com/office/drawing/2016/5/12/chartex" xmlns:cx7="http://schemas.microsoft.com/office/drawing/2016/5/13/chartex" xmlns:cx8="http://schemas.microsoft.com/office/drawing/2016/5/14/chartex" xmlns:mc="http://schemas.openxmlformats.org/markup-compatibility/2006" xmlns:aink="http://schemas.microsoft.com/office/drawing/2016/ink" xmlns:am3d="http://schemas.microsoft.com/office/drawing/2017/model3d" xmlns:o="urn:schemas-microsoft-com:office:office" xmlns:oel="http://schemas.microsoft.com/office/2019/extlst" xmlns:r="http://schemas.openxmlformats.org/officeDocument/2006/relationships" xmlns:m="http://schemas.openxmlformats.org/officeDocument/2006/math" xmlns:v="urn:schemas-microsoft-com:vml" xmlns:wp14="http://schemas.microsoft.com/office/word/2010/wordprocessingDrawing" xmlns:wp="http://schemas.openxmlformats.org/drawingml/2006/wordprocessingDrawing" xmlns:w10="urn:schemas-microsoft-com:office:word" xmlns:w="http://schemas.openxmlformats.org/wordprocessingml/2006/main" xmlns:w14="http://schemas.microsoft.com/office/word/2010/wordml" xmlns:w15="http://schemas.microsoft.com/office/word/2012/wordml" xmlns:w16cex="http://schemas.microsoft.com/office/word/2018/wordml/cex" xmlns:w16cid="http://schemas.microsoft.com/office/word/2016/wordml/cid" xmlns:w16="http://schemas.microsoft.com/office/word/2018/wordml" xmlns:w16du="http://schemas.microsoft.com/office/word/2023/wordml/word16du" xmlns:w16sdtdh="http://schemas.microsoft.com/office/word/2020/wordml/sdtdatahash" xmlns:w16se="http://schemas.microsoft.com/office/word/2015/wordml/symex" xmlns:wpg="http://schemas.microsoft.com/office/word/2010/wordprocessingGroup" xmlns:wpi="http://schemas.microsoft.com/office/word/2010/wordprocessingInk" xmlns:wne="http://schemas.microsoft.com/office/word/2006/wordml" xmlns:wps="http://schemas.microsoft.com/office/word/2010/wordprocessingShape" mc:Ignorable="w14 w15 w16se w16cid w16 w16cex w16sdtdh w16du wp14">
   <w:footnote w:type="separator" w:id="-1">
     <w:p>
       <w:r>
@@ -416,7 +180,7 @@
 </file>
 
 <file path=word/header1.xml><?xml version="1.0" encoding="utf-8"?>
-<w:hdr xmlns:wpc="http://schemas.microsoft.com/office/word/2010/wordprocessingCanvas" xmlns:cx="http://schemas.microsoft.com/office/drawing/2014/chartex" xmlns:cx1="http://schemas.microsoft.com/office/drawing/2015/9/8/chartex" xmlns:cx2="http://schemas.microsoft.com/office/drawing/2015/10/21/chartex" xmlns:cx3="http://schemas.microsoft.com/office/drawing/2016/5/9/chartex" xmlns:cx4="http://schemas.microsoft.com/office/drawing/2016/5/10/chartex" xmlns:cx5="http://schemas.microsoft.com/office/drawing/2016/5/11/chartex" xmlns:cx6="http://schemas.microsoft.com/office/drawing/2016/5/12/chartex" xmlns:cx7="http://schemas.microsoft.com/office/drawing/2016/5/13/chartex" xmlns:cx8="http://schemas.microsoft.com/office/drawing/2016/5/14/chartex" xmlns:mc="http://schemas.openxmlformats.org/markup-compatibility/2006" xmlns:aink="http://schemas.microsoft.com/office/drawing/2016/ink" xmlns:am3d="http://schemas.microsoft.com/office/drawing/2017/model3d" xmlns:o="urn:schemas-microsoft-com:office:office" xmlns:oel="http://schemas.microsoft.com/office/2019/extlst" xmlns:r="http://schemas.openxmlformats.org/officeDocument/2006/relationships" xmlns:m="http://schemas.openxmlformats.org/officeDocument/2006/math" xmlns:v="urn:schemas-microsoft-com:vml" xmlns:wp14="http://schemas.microsoft.com/office/word/2010/wordprocessingDrawing" xmlns:wp="http://schemas.openxmlformats.org/drawingml/2006/wordprocessingDrawing" xmlns:w10="urn:schemas-microsoft-com:office:word" xmlns:w="http://schemas.openxmlformats.org/wordprocessingml/2006/main" xmlns:w14="http://schemas.microsoft.com/office/word/2010/wordml" xmlns:w15="http://schemas.microsoft.com/office/word/2012/wordml" xmlns:w16cex="http://schemas.microsoft.com/office/word/2018/wordml/cex" xmlns:w16cid="http://schemas.microsoft.com/office/word/2016/wordml/cid" xmlns:w16="http://schemas.microsoft.com/office/word/2018/wordml" xmlns:w16sdtdh="http://schemas.microsoft.com/office/word/2020/wordml/sdtdatahash" xmlns:w16se="http://schemas.microsoft.com/office/word/2015/wordml/symex" xmlns:wpg="http://schemas.microsoft.com/office/word/2010/wordprocessingGroup" xmlns:wpi="http://schemas.microsoft.com/office/word/2010/wordprocessingInk" xmlns:wne="http://schemas.microsoft.com/office/word/2006/wordml" xmlns:wps="http://schemas.microsoft.com/office/word/2010/wordprocessingShape" mc:Ignorable="w14 w15 w16se w16cid w16 w16cex w16sdtdh wp14">
+<w:hdr xmlns:wpc="http://schemas.microsoft.com/office/word/2010/wordprocessingCanvas" xmlns:cx="http://schemas.microsoft.com/office/drawing/2014/chartex" xmlns:cx1="http://schemas.microsoft.com/office/drawing/2015/9/8/chartex" xmlns:cx2="http://schemas.microsoft.com/office/drawing/2015/10/21/chartex" xmlns:cx3="http://schemas.microsoft.com/office/drawing/2016/5/9/chartex" xmlns:cx4="http://schemas.microsoft.com/office/drawing/2016/5/10/chartex" xmlns:cx5="http://schemas.microsoft.com/office/drawing/2016/5/11/chartex" xmlns:cx6="http://schemas.microsoft.com/office/drawing/2016/5/12/chartex" xmlns:cx7="http://schemas.microsoft.com/office/drawing/2016/5/13/chartex" xmlns:cx8="http://schemas.microsoft.com/office/drawing/2016/5/14/chartex" xmlns:mc="http://schemas.openxmlformats.org/markup-compatibility/2006" xmlns:aink="http://schemas.microsoft.com/office/drawing/2016/ink" xmlns:am3d="http://schemas.microsoft.com/office/drawing/2017/model3d" xmlns:o="urn:schemas-microsoft-com:office:office" xmlns:oel="http://schemas.microsoft.com/office/2019/extlst" xmlns:r="http://schemas.openxmlformats.org/officeDocument/2006/relationships" xmlns:m="http://schemas.openxmlformats.org/officeDocument/2006/math" xmlns:v="urn:schemas-microsoft-com:vml" xmlns:wp14="http://schemas.microsoft.com/office/word/2010/wordprocessingDrawing" xmlns:wp="http://schemas.openxmlformats.org/drawingml/2006/wordprocessingDrawing" xmlns:w10="urn:schemas-microsoft-com:office:word" xmlns:w="http://schemas.openxmlformats.org/wordprocessingml/2006/main" xmlns:w14="http://schemas.microsoft.com/office/word/2010/wordml" xmlns:w15="http://schemas.microsoft.com/office/word/2012/wordml" xmlns:w16cex="http://schemas.microsoft.com/office/word/2018/wordml/cex" xmlns:w16cid="http://schemas.microsoft.com/office/word/2016/wordml/cid" xmlns:w16="http://schemas.microsoft.com/office/word/2018/wordml" xmlns:w16du="http://schemas.microsoft.com/office/word/2023/wordml/word16du" xmlns:w16sdtdh="http://schemas.microsoft.com/office/word/2020/wordml/sdtdatahash" xmlns:w16se="http://schemas.microsoft.com/office/word/2015/wordml/symex" xmlns:wpg="http://schemas.microsoft.com/office/word/2010/wordprocessingGroup" xmlns:wpi="http://schemas.microsoft.com/office/word/2010/wordprocessingInk" xmlns:wne="http://schemas.microsoft.com/office/word/2006/wordml" xmlns:wps="http://schemas.microsoft.com/office/word/2010/wordprocessingShape" mc:Ignorable="w14 w15 w16se w16cid w16 w16cex w16sdtdh w16du wp14">
   <w:p>
     <w:pPr>
       <w:ind w:firstLine="360"/>
@@ -426,7 +190,7 @@
 </file>
 
 <file path=word/numbering.xml><?xml version="1.0" encoding="utf-8"?>
-<w:numbering xmlns:wpc="http://schemas.microsoft.com/office/word/2010/wordprocessingCanvas" xmlns:cx="http://schemas.microsoft.com/office/drawing/2014/chartex" xmlns:cx1="http://schemas.microsoft.com/office/drawing/2015/9/8/chartex" xmlns:cx2="http://schemas.microsoft.com/office/drawing/2015/10/21/chartex" xmlns:cx3="http://schemas.microsoft.com/office/drawing/2016/5/9/chartex" xmlns:cx4="http://schemas.microsoft.com/office/drawing/2016/5/10/chartex" xmlns:cx5="http://schemas.microsoft.com/office/drawing/2016/5/11/chartex" xmlns:cx6="http://schemas.microsoft.com/office/drawing/2016/5/12/chartex" xmlns:cx7="http://schemas.microsoft.com/office/drawing/2016/5/13/chartex" xmlns:cx8="http://schemas.microsoft.com/office/drawing/2016/5/14/chartex" xmlns:mc="http://schemas.openxmlformats.org/markup-compatibility/2006" xmlns:aink="http://schemas.microsoft.com/office/drawing/2016/ink" xmlns:am3d="http://schemas.microsoft.com/office/drawing/2017/model3d" xmlns:o="urn:schemas-microsoft-com:office:office" xmlns:oel="http://schemas.microsoft.com/office/2019/extlst" xmlns:r="http://schemas.openxmlformats.org/officeDocument/2006/relationships" xmlns:m="http://schemas.openxmlformats.org/officeDocument/2006/math" xmlns:v="urn:schemas-microsoft-com:vml" xmlns:wp14="http://schemas.microsoft.com/office/word/2010/wordprocessingDrawing" xmlns:wp="http://schemas.openxmlformats.org/drawingml/2006/wordprocessingDrawing" xmlns:w10="urn:schemas-microsoft-com:office:word" xmlns:w="http://schemas.openxmlformats.org/wordprocessingml/2006/main" xmlns:w14="http://schemas.microsoft.com/office/word/2010/wordml" xmlns:w15="http://schemas.microsoft.com/office/word/2012/wordml" xmlns:w16cex="http://schemas.microsoft.com/office/word/2018/wordml/cex" xmlns:w16cid="http://schemas.microsoft.com/office/word/2016/wordml/cid" xmlns:w16="http://schemas.microsoft.com/office/word/2018/wordml" xmlns:w16sdtdh="http://schemas.microsoft.com/office/word/2020/wordml/sdtdatahash" xmlns:w16se="http://schemas.microsoft.com/office/word/2015/wordml/symex" xmlns:wpg="http://schemas.microsoft.com/office/word/2010/wordprocessingGroup" xmlns:wpi="http://schemas.microsoft.com/office/word/2010/wordprocessingInk" xmlns:wne="http://schemas.microsoft.com/office/word/2006/wordml" xmlns:wps="http://schemas.microsoft.com/office/word/2010/wordprocessingShape" mc:Ignorable="w14 w15 w16se w16cid w16 w16cex w16sdtdh wp14">
+<w:numbering xmlns:wpc="http://schemas.microsoft.com/office/word/2010/wordprocessingCanvas" xmlns:cx="http://schemas.microsoft.com/office/drawing/2014/chartex" xmlns:cx1="http://schemas.microsoft.com/office/drawing/2015/9/8/chartex" xmlns:cx2="http://schemas.microsoft.com/office/drawing/2015/10/21/chartex" xmlns:cx3="http://schemas.microsoft.com/office/drawing/2016/5/9/chartex" xmlns:cx4="http://schemas.microsoft.com/office/drawing/2016/5/10/chartex" xmlns:cx5="http://schemas.microsoft.com/office/drawing/2016/5/11/chartex" xmlns:cx6="http://schemas.microsoft.com/office/drawing/2016/5/12/chartex" xmlns:cx7="http://schemas.microsoft.com/office/drawing/2016/5/13/chartex" xmlns:cx8="http://schemas.microsoft.com/office/drawing/2016/5/14/chartex" xmlns:mc="http://schemas.openxmlformats.org/markup-compatibility/2006" xmlns:aink="http://schemas.microsoft.com/office/drawing/2016/ink" xmlns:am3d="http://schemas.microsoft.com/office/drawing/2017/model3d" xmlns:o="urn:schemas-microsoft-com:office:office" xmlns:oel="http://schemas.microsoft.com/office/2019/extlst" xmlns:r="http://schemas.openxmlformats.org/officeDocument/2006/relationships" xmlns:m="http://schemas.openxmlformats.org/officeDocument/2006/math" xmlns:v="urn:schemas-microsoft-com:vml" xmlns:wp14="http://schemas.microsoft.com/office/word/2010/wordprocessingDrawing" xmlns:wp="http://schemas.openxmlformats.org/drawingml/2006/wordprocessingDrawing" xmlns:w10="urn:schemas-microsoft-com:office:word" xmlns:w="http://schemas.openxmlformats.org/wordprocessingml/2006/main" xmlns:w14="http://schemas.microsoft.com/office/word/2010/wordml" xmlns:w15="http://schemas.microsoft.com/office/word/2012/wordml" xmlns:w16cex="http://schemas.microsoft.com/office/word/2018/wordml/cex" xmlns:w16cid="http://schemas.microsoft.com/office/word/2016/wordml/cid" xmlns:w16="http://schemas.microsoft.com/office/word/2018/wordml" xmlns:w16du="http://schemas.microsoft.com/office/word/2023/wordml/word16du" xmlns:w16sdtdh="http://schemas.microsoft.com/office/word/2020/wordml/sdtdatahash" xmlns:w16se="http://schemas.microsoft.com/office/word/2015/wordml/symex" xmlns:wpg="http://schemas.microsoft.com/office/word/2010/wordprocessingGroup" xmlns:wpi="http://schemas.microsoft.com/office/word/2010/wordprocessingInk" xmlns:wne="http://schemas.microsoft.com/office/word/2006/wordml" xmlns:wps="http://schemas.microsoft.com/office/word/2010/wordprocessingShape" mc:Ignorable="w14 w15 w16se w16cid w16 w16cex w16sdtdh w16du wp14">
   <w:abstractNum w:abstractNumId="0" w15:restartNumberingAfterBreak="0">
     <w:nsid w:val="FFFFFF7E"/>
     <w:multiLevelType w:val="singleLevel"/>
@@ -6888,7 +6652,7 @@
 </file>
 
 <file path=word/styles.xml><?xml version="1.0" encoding="utf-8"?>
-<w:styles xmlns:mc="http://schemas.openxmlformats.org/markup-compatibility/2006" xmlns:r="http://schemas.openxmlformats.org/officeDocument/2006/relationships" xmlns:w="http://schemas.openxmlformats.org/wordprocessingml/2006/main" xmlns:w14="http://schemas.microsoft.com/office/word/2010/wordml" xmlns:w15="http://schemas.microsoft.com/office/word/2012/wordml" xmlns:w16cex="http://schemas.microsoft.com/office/word/2018/wordml/cex" xmlns:w16cid="http://schemas.microsoft.com/office/word/2016/wordml/cid" xmlns:w16="http://schemas.microsoft.com/office/word/2018/wordml" xmlns:w16sdtdh="http://schemas.microsoft.com/office/word/2020/wordml/sdtdatahash" xmlns:w16se="http://schemas.microsoft.com/office/word/2015/wordml/symex" mc:Ignorable="w14 w15 w16se w16cid w16 w16cex w16sdtdh">
+<w:styles xmlns:mc="http://schemas.openxmlformats.org/markup-compatibility/2006" xmlns:r="http://schemas.openxmlformats.org/officeDocument/2006/relationships" xmlns:w="http://schemas.openxmlformats.org/wordprocessingml/2006/main" xmlns:w14="http://schemas.microsoft.com/office/word/2010/wordml" xmlns:w15="http://schemas.microsoft.com/office/word/2012/wordml" xmlns:w16cex="http://schemas.microsoft.com/office/word/2018/wordml/cex" xmlns:w16cid="http://schemas.microsoft.com/office/word/2016/wordml/cid" xmlns:w16="http://schemas.microsoft.com/office/word/2018/wordml" xmlns:w16du="http://schemas.microsoft.com/office/word/2023/wordml/word16du" xmlns:w16sdtdh="http://schemas.microsoft.com/office/word/2020/wordml/sdtdatahash" xmlns:w16se="http://schemas.microsoft.com/office/word/2015/wordml/symex" mc:Ignorable="w14 w15 w16se w16cid w16 w16cex w16sdtdh w16du">
   <w:docDefaults>
     <w:rPrDefault>
       <w:rPr>
